--- a/presentation/初評大綱.docx
+++ b/presentation/初評大綱.docx
@@ -83,7 +83,7 @@
           <w:b/>
           <w:bCs/>
         </w:rPr>
-        <w:t xml:space="preserve">3 </w:t>
+        <w:t>4</w:t>
       </w:r>
       <w:r>
         <w:rPr>
@@ -101,13 +101,8 @@
         </w:numPr>
       </w:pPr>
       <w:r>
-        <w:t>系統架構圖</w:t>
-      </w:r>
-      <w:proofErr w:type="gramStart"/>
-      <w:r>
-        <w:t>（</w:t>
-      </w:r>
-      <w:proofErr w:type="gramEnd"/>
+        <w:t>系統架構圖（</w:t>
+      </w:r>
       <w:r>
         <w:t xml:space="preserve">APP ↔ </w:t>
       </w:r>
@@ -170,7 +165,14 @@
           <w:b/>
           <w:bCs/>
         </w:rPr>
-        <w:t xml:space="preserve">3 </w:t>
+        <w:t>4</w:t>
+      </w:r>
+      <w:r>
+        <w:rPr>
+          <w:b/>
+          <w:bCs/>
+        </w:rPr>
+        <w:t xml:space="preserve"> </w:t>
       </w:r>
       <w:r>
         <w:rPr>
@@ -210,11 +212,9 @@
           <w:numId w:val="3"/>
         </w:numPr>
       </w:pPr>
-      <w:proofErr w:type="gramStart"/>
       <w:r>
         <w:t>畫面截圖</w:t>
       </w:r>
-      <w:proofErr w:type="gramEnd"/>
       <w:r>
         <w:t xml:space="preserve"> 3</w:t>
       </w:r>
@@ -241,7 +241,7 @@
           <w:b/>
           <w:bCs/>
         </w:rPr>
-        <w:t xml:space="preserve">3 </w:t>
+        <w:t>4</w:t>
       </w:r>
       <w:r>
         <w:rPr>
@@ -300,14 +300,22 @@
           <w:b/>
           <w:bCs/>
         </w:rPr>
-        <w:t xml:space="preserve">2 </w:t>
-      </w:r>
-      <w:r>
-        <w:rPr>
+        <w:t>1</w:t>
+      </w:r>
+      <w:r>
+        <w:rPr>
+          <w:rFonts w:hint="eastAsia"/>
           <w:b/>
           <w:bCs/>
         </w:rPr>
-        <w:t>分鐘）</w:t>
+        <w:t>分</w:t>
+      </w:r>
+      <w:r>
+        <w:rPr>
+          <w:b/>
+          <w:bCs/>
+        </w:rPr>
+        <w:t>鐘）</w:t>
       </w:r>
     </w:p>
     <w:p>
@@ -318,24 +326,13 @@
         </w:numPr>
       </w:pPr>
       <w:r>
-        <w:t>區</w:t>
-      </w:r>
-      <w:proofErr w:type="gramStart"/>
-      <w:r>
-        <w:t>塊鏈</w:t>
+        <w:t>區塊鏈</w:t>
       </w:r>
       <w:r>
         <w:rPr>
           <w:rFonts w:hint="eastAsia"/>
         </w:rPr>
-        <w:t>實</w:t>
-      </w:r>
-      <w:proofErr w:type="gramEnd"/>
-      <w:r>
-        <w:rPr>
-          <w:rFonts w:hint="eastAsia"/>
-        </w:rPr>
-        <w:t>作</w:t>
+        <w:t>實作</w:t>
       </w:r>
     </w:p>
     <w:p>
@@ -355,30 +352,12 @@
           <w:ilvl w:val="0"/>
           <w:numId w:val="5"/>
         </w:numPr>
+        <w:rPr>
+          <w:rFonts w:hint="eastAsia"/>
+        </w:rPr>
       </w:pPr>
       <w:r>
         <w:t>未來擴充</w:t>
-      </w:r>
-    </w:p>
-    <w:p/>
-    <w:p>
-      <w:r>
-        <w:rPr>
-          <w:rFonts w:hint="eastAsia"/>
-        </w:rPr>
-        <w:t>（彈性</w:t>
-      </w:r>
-      <w:r>
-        <w:rPr>
-          <w:rFonts w:hint="eastAsia"/>
-        </w:rPr>
-        <w:t>2</w:t>
-      </w:r>
-      <w:r>
-        <w:rPr>
-          <w:rFonts w:hint="eastAsia"/>
-        </w:rPr>
-        <w:t>分鐘）</w:t>
       </w:r>
     </w:p>
     <w:sectPr>
@@ -1573,6 +1552,7 @@
   <w:style w:type="character" w:default="1" w:styleId="a0">
     <w:name w:val="Default Paragraph Font"/>
     <w:uiPriority w:val="1"/>
+    <w:semiHidden/>
     <w:unhideWhenUsed/>
   </w:style>
   <w:style w:type="table" w:default="1" w:styleId="a1">
